--- a/resources/Modular-Short Pathway/GenSTEAMers_Chatting_with_AI_CORE3/ChattingwithAI_TeacherGuide_Modular_CORE3.docx
+++ b/resources/Modular-Short Pathway/GenSTEAMers_Chatting_with_AI_CORE3/ChattingwithAI_TeacherGuide_Modular_CORE3.docx
@@ -565,7 +565,7 @@
           <w:b w:val="0"/>
           <w:i w:val="0"/>
         </w:rPr>
-        <w:t>Use the codes below throughout the implementation steps.</w:t>
+        <w:t>Use the resource names below throughout the implementation steps.</w:t>
       </w:r>
     </w:p>
     <w:p>
